--- a/Checkpoint_4_1/Required_Capstone_Checkpoint_4_1_Result.docx
+++ b/Checkpoint_4_1/Required_Capstone_Checkpoint_4_1_Result.docx
@@ -699,7 +699,23 @@
                 <w:szCs w:val="24"/>
               </w:rPr>
               <w:lastRenderedPageBreak/>
-              <w:t>original question did not consistently assemble all of the evidence needed for a complete grounded answer. In contrast, simpler single-article questions such as the Empire State Building and Hallstatt queries were handled more reliably by the baseline retrieval approach.</w:t>
+              <w:t xml:space="preserve">original question did not consistently assemble </w:t>
+            </w:r>
+            <w:proofErr w:type="gramStart"/>
+            <w:r>
+              <w:rPr>
+                <w:sz w:val="24"/>
+                <w:szCs w:val="24"/>
+              </w:rPr>
+              <w:t>all of</w:t>
+            </w:r>
+            <w:proofErr w:type="gramEnd"/>
+            <w:r>
+              <w:rPr>
+                <w:sz w:val="24"/>
+                <w:szCs w:val="24"/>
+              </w:rPr>
+              <w:t xml:space="preserve"> the evidence needed for a complete grounded answer. In contrast, simpler single-article questions such as the Empire State Building and Hallstatt queries were handled more reliably by the baseline retrieval approach.</w:t>
             </w:r>
             <w:r>
               <w:rPr>
@@ -2065,7 +2081,23 @@
                 <w:sz w:val="24"/>
                 <w:szCs w:val="24"/>
               </w:rPr>
-              <w:t xml:space="preserve">The architecture also synchronizes the category and topic metadata stored in Chroma with the in-memory Wikipedia documents before graph construction. This allows the graph and tagged-hybrid retriever to use the same document metadata. The run confirms that metadata was synchronized for all 10 documents and that hybrid_tagged was the active retriever. </w:t>
+              <w:t xml:space="preserve">The architecture also synchronizes the category and topic metadata stored in Chroma with the in-memory Wikipedia documents before graph construction. This allows the graph and tagged-hybrid retriever to use the same document metadata. The run confirms that metadata was synchronized for all 10 documents and that </w:t>
+            </w:r>
+            <w:proofErr w:type="spellStart"/>
+            <w:r>
+              <w:rPr>
+                <w:sz w:val="24"/>
+                <w:szCs w:val="24"/>
+              </w:rPr>
+              <w:t>hybrid_tagged</w:t>
+            </w:r>
+            <w:proofErr w:type="spellEnd"/>
+            <w:r>
+              <w:rPr>
+                <w:sz w:val="24"/>
+                <w:szCs w:val="24"/>
+              </w:rPr>
+              <w:t xml:space="preserve"> was the active retriever. </w:t>
             </w:r>
           </w:p>
           <w:p>
@@ -2207,7 +2239,55 @@
                 <w:sz w:val="24"/>
                 <w:szCs w:val="24"/>
               </w:rPr>
-              <w:t xml:space="preserve">. The graph used relates_to, belongs_to_category, and category_contains relationships. </w:t>
+              <w:t xml:space="preserve">. The graph used </w:t>
+            </w:r>
+            <w:proofErr w:type="spellStart"/>
+            <w:r>
+              <w:rPr>
+                <w:sz w:val="24"/>
+                <w:szCs w:val="24"/>
+              </w:rPr>
+              <w:t>relates_to</w:t>
+            </w:r>
+            <w:proofErr w:type="spellEnd"/>
+            <w:r>
+              <w:rPr>
+                <w:sz w:val="24"/>
+                <w:szCs w:val="24"/>
+              </w:rPr>
+              <w:t xml:space="preserve">, </w:t>
+            </w:r>
+            <w:proofErr w:type="spellStart"/>
+            <w:r>
+              <w:rPr>
+                <w:sz w:val="24"/>
+                <w:szCs w:val="24"/>
+              </w:rPr>
+              <w:t>belongs_to_category</w:t>
+            </w:r>
+            <w:proofErr w:type="spellEnd"/>
+            <w:r>
+              <w:rPr>
+                <w:sz w:val="24"/>
+                <w:szCs w:val="24"/>
+              </w:rPr>
+              <w:t xml:space="preserve">, and </w:t>
+            </w:r>
+            <w:proofErr w:type="spellStart"/>
+            <w:r>
+              <w:rPr>
+                <w:sz w:val="24"/>
+                <w:szCs w:val="24"/>
+              </w:rPr>
+              <w:t>category_contains</w:t>
+            </w:r>
+            <w:proofErr w:type="spellEnd"/>
+            <w:r>
+              <w:rPr>
+                <w:sz w:val="24"/>
+                <w:szCs w:val="24"/>
+              </w:rPr>
+              <w:t xml:space="preserve"> relationships. </w:t>
             </w:r>
             <w:r>
               <w:rPr>
@@ -2267,7 +2347,23 @@
                 <w:sz w:val="24"/>
                 <w:szCs w:val="24"/>
               </w:rPr>
-              <w:t xml:space="preserve">For example, for the multi-part Emirates question, baseline retrieval returned Hallstatt.txt before Emirates_(airline).txt. After decomposition, multi-step retrieval ranked Emirates_(airline).txt first. The combined retrieval also retained the Emirates article as the highest-scoring evidence. However, unrelated articles were still retrieved, showing that the advanced architecture improved evidence selection in some cases but did not eliminate retrieval noise. </w:t>
+              <w:t>For example, for the multi-part Emirates question, baseline retrieval returned Hallstatt.txt before Emirates_(airline).txt. After decomposition, multi-step retrieval ranked Emirates_(airline).</w:t>
+            </w:r>
+            <w:proofErr w:type="gramStart"/>
+            <w:r>
+              <w:rPr>
+                <w:sz w:val="24"/>
+                <w:szCs w:val="24"/>
+              </w:rPr>
+              <w:t>txt</w:t>
+            </w:r>
+            <w:proofErr w:type="gramEnd"/>
+            <w:r>
+              <w:rPr>
+                <w:sz w:val="24"/>
+                <w:szCs w:val="24"/>
+              </w:rPr>
+              <w:t xml:space="preserve"> first. The combined retrieval also retained the Emirates article as the highest-scoring evidence. However, unrelated articles were still retrieved, showing that the advanced architecture improved evidence selection in some cases but did not eliminate retrieval noise. </w:t>
             </w:r>
           </w:p>
           <w:p>
@@ -3705,7 +3801,23 @@
                 <w:sz w:val="24"/>
                 <w:szCs w:val="24"/>
               </w:rPr>
-              <w:t xml:space="preserve">. Therefore, the updated architecture demonstrated that decomposition can improve </w:t>
+              <w:t xml:space="preserve">. Therefore, the updated architecture demonstrated that decomposition </w:t>
+            </w:r>
+            <w:proofErr w:type="gramStart"/>
+            <w:r>
+              <w:rPr>
+                <w:sz w:val="24"/>
+                <w:szCs w:val="24"/>
+              </w:rPr>
+              <w:t>can</w:t>
+            </w:r>
+            <w:proofErr w:type="gramEnd"/>
+            <w:r>
+              <w:rPr>
+                <w:sz w:val="24"/>
+                <w:szCs w:val="24"/>
+              </w:rPr>
+              <w:t xml:space="preserve"> improve </w:t>
             </w:r>
             <w:r>
               <w:rPr>
@@ -3947,7 +4059,25 @@
                 <w:sz w:val="24"/>
                 <w:szCs w:val="24"/>
               </w:rPr>
-              <w:t xml:space="preserve"> The advanced strategy addressed the original limitation of relying on a single retrieval pass by breaking complex questions into smaller retrieval needs and adding a graph-based relationship layer. The Emirates example demonstrates that this approach can improve the ranking of the primary source for a multi-part question.However, the strategy did </w:t>
+              <w:t xml:space="preserve"> The advanced strategy addressed the original limitation of relying on a single retrieval pass by breaking complex questions into smaller retrieval needs and adding a graph-based relationship layer. The Emirates example demonstrates that this approach can improve the ranking of the primary source for a multi-part </w:t>
+            </w:r>
+            <w:proofErr w:type="spellStart"/>
+            <w:proofErr w:type="gramStart"/>
+            <w:r>
+              <w:rPr>
+                <w:sz w:val="24"/>
+                <w:szCs w:val="24"/>
+              </w:rPr>
+              <w:t>question.However</w:t>
+            </w:r>
+            <w:proofErr w:type="spellEnd"/>
+            <w:proofErr w:type="gramEnd"/>
+            <w:r>
+              <w:rPr>
+                <w:sz w:val="24"/>
+                <w:szCs w:val="24"/>
+              </w:rPr>
+              <w:t xml:space="preserve">, the strategy did </w:t>
             </w:r>
             <w:r>
               <w:rPr>
@@ -4294,7 +4424,23 @@
                 <w:szCs w:val="24"/>
               </w:rPr>
               <w:lastRenderedPageBreak/>
-              <w:t xml:space="preserve">was correctly ranked first, but the final answer recovered the founding date while failing to provide the requested base and ownership information correctly. Overall, the redesign demonstrated that advanced retrieval can improve </w:t>
+              <w:t xml:space="preserve">was correctly ranked first, but the final answer recovered the founding date while failing to provide the requested base and ownership information correctly. Overall, the redesign demonstrated that advanced retrieval </w:t>
+            </w:r>
+            <w:proofErr w:type="gramStart"/>
+            <w:r>
+              <w:rPr>
+                <w:sz w:val="24"/>
+                <w:szCs w:val="24"/>
+              </w:rPr>
+              <w:t>can</w:t>
+            </w:r>
+            <w:proofErr w:type="gramEnd"/>
+            <w:r>
+              <w:rPr>
+                <w:sz w:val="24"/>
+                <w:szCs w:val="24"/>
+              </w:rPr>
+              <w:t xml:space="preserve"> improve </w:t>
             </w:r>
             <w:r>
               <w:rPr>
@@ -4447,12 +4593,21 @@
               </w:rPr>
               <w:t xml:space="preserve"> </w:t>
             </w:r>
-            <w:r>
-              <w:rPr>
-                <w:sz w:val="24"/>
-                <w:szCs w:val="24"/>
-              </w:rPr>
-              <w:t xml:space="preserve">Graph expansion would also be made </w:t>
+            <w:proofErr w:type="gramStart"/>
+            <w:r>
+              <w:rPr>
+                <w:sz w:val="24"/>
+                <w:szCs w:val="24"/>
+              </w:rPr>
+              <w:t>Graph</w:t>
+            </w:r>
+            <w:proofErr w:type="gramEnd"/>
+            <w:r>
+              <w:rPr>
+                <w:sz w:val="24"/>
+                <w:szCs w:val="24"/>
+              </w:rPr>
+              <w:t xml:space="preserve"> expansion would also be made </w:t>
             </w:r>
             <w:r>
               <w:rPr>
@@ -4672,17 +4827,29 @@
       <w:pPr>
         <w:jc w:val="center"/>
         <w:rPr>
-          <w:sz w:val="24"/>
-          <w:szCs w:val="24"/>
-        </w:rPr>
-      </w:pPr>
-      <w:r>
-        <w:rPr>
           <w:b/>
           <w:bCs/>
           <w:sz w:val="24"/>
           <w:szCs w:val="24"/>
         </w:rPr>
+      </w:pPr>
+    </w:p>
+    <w:p>
+      <w:pPr>
+        <w:jc w:val="center"/>
+        <w:rPr>
+          <w:sz w:val="24"/>
+          <w:szCs w:val="24"/>
+        </w:rPr>
+      </w:pPr>
+      <w:r>
+        <w:rPr>
+          <w:b/>
+          <w:bCs/>
+          <w:sz w:val="24"/>
+          <w:szCs w:val="24"/>
+        </w:rPr>
+        <w:lastRenderedPageBreak/>
         <w:t xml:space="preserve">End of Required Capstone Checkpoint </w:t>
       </w:r>
       <w:r>
@@ -4720,7 +4887,6 @@
           <w:sz w:val="24"/>
           <w:szCs w:val="24"/>
         </w:rPr>
-        <w:lastRenderedPageBreak/>
         <w:t>Attached Documents:</w:t>
       </w:r>
     </w:p>
@@ -4738,13 +4904,16 @@
           <w:szCs w:val="24"/>
         </w:rPr>
       </w:pPr>
-      <w:r>
-        <w:rPr>
-          <w:sz w:val="24"/>
-          <w:szCs w:val="24"/>
-        </w:rPr>
-        <w:t>Code</w:t>
-      </w:r>
+      <w:hyperlink r:id="rId8" w:history="1">
+        <w:r>
+          <w:rPr>
+            <w:rStyle w:val="Hyperlink"/>
+            <w:sz w:val="24"/>
+            <w:szCs w:val="24"/>
+          </w:rPr>
+          <w:t>Code</w:t>
+        </w:r>
+      </w:hyperlink>
     </w:p>
     <w:p>
       <w:pPr>
@@ -4760,13 +4929,24 @@
           <w:szCs w:val="24"/>
         </w:rPr>
       </w:pPr>
-      <w:r>
-        <w:rPr>
-          <w:sz w:val="24"/>
-          <w:szCs w:val="24"/>
-        </w:rPr>
-        <w:t>Output</w:t>
-      </w:r>
+      <w:hyperlink r:id="rId9" w:history="1">
+        <w:r>
+          <w:rPr>
+            <w:rStyle w:val="Hyperlink"/>
+            <w:sz w:val="24"/>
+            <w:szCs w:val="24"/>
+          </w:rPr>
+          <w:t>Output</w:t>
+        </w:r>
+        <w:r>
+          <w:rPr>
+            <w:rStyle w:val="Hyperlink"/>
+            <w:sz w:val="24"/>
+            <w:szCs w:val="24"/>
+          </w:rPr>
+          <w:t xml:space="preserve"> File</w:t>
+        </w:r>
+      </w:hyperlink>
     </w:p>
     <w:p>
       <w:pPr>
@@ -4782,13 +4962,24 @@
           <w:szCs w:val="24"/>
         </w:rPr>
       </w:pPr>
-      <w:r>
-        <w:rPr>
-          <w:sz w:val="24"/>
-          <w:szCs w:val="24"/>
-        </w:rPr>
-        <w:t>Log</w:t>
-      </w:r>
+      <w:hyperlink r:id="rId10" w:history="1">
+        <w:r>
+          <w:rPr>
+            <w:rStyle w:val="Hyperlink"/>
+            <w:sz w:val="24"/>
+            <w:szCs w:val="24"/>
+          </w:rPr>
+          <w:t>Log</w:t>
+        </w:r>
+        <w:r>
+          <w:rPr>
+            <w:rStyle w:val="Hyperlink"/>
+            <w:sz w:val="24"/>
+            <w:szCs w:val="24"/>
+          </w:rPr>
+          <w:t xml:space="preserve"> File</w:t>
+        </w:r>
+      </w:hyperlink>
     </w:p>
     <w:p>
       <w:pPr>
@@ -4804,13 +4995,41 @@
           <w:szCs w:val="24"/>
         </w:rPr>
       </w:pPr>
-      <w:r>
-        <w:rPr>
-          <w:sz w:val="24"/>
-          <w:szCs w:val="24"/>
-        </w:rPr>
-        <w:t>Metadata</w:t>
-      </w:r>
+      <w:hyperlink r:id="rId11" w:history="1">
+        <w:r>
+          <w:rPr>
+            <w:rStyle w:val="Hyperlink"/>
+            <w:sz w:val="24"/>
+            <w:szCs w:val="24"/>
+          </w:rPr>
+          <w:t>Metadata</w:t>
+        </w:r>
+      </w:hyperlink>
+    </w:p>
+    <w:p>
+      <w:pPr>
+        <w:pStyle w:val="ListParagraph"/>
+        <w:numPr>
+          <w:ilvl w:val="0"/>
+          <w:numId w:val="18"/>
+        </w:numPr>
+        <w:rPr>
+          <w:b/>
+          <w:bCs/>
+          <w:sz w:val="24"/>
+          <w:szCs w:val="24"/>
+        </w:rPr>
+      </w:pPr>
+      <w:hyperlink r:id="rId12" w:history="1">
+        <w:r>
+          <w:rPr>
+            <w:rStyle w:val="Hyperlink"/>
+            <w:sz w:val="24"/>
+            <w:szCs w:val="24"/>
+          </w:rPr>
+          <w:t>README.MD</w:t>
+        </w:r>
+      </w:hyperlink>
     </w:p>
     <w:p>
       <w:pPr>
@@ -4828,10 +5047,10 @@
       </w:r>
     </w:p>
     <w:sectPr>
-      <w:headerReference w:type="even" r:id="rId8"/>
-      <w:headerReference w:type="default" r:id="rId9"/>
-      <w:footerReference w:type="default" r:id="rId10"/>
-      <w:headerReference w:type="first" r:id="rId11"/>
+      <w:headerReference w:type="even" r:id="rId13"/>
+      <w:headerReference w:type="default" r:id="rId14"/>
+      <w:footerReference w:type="default" r:id="rId15"/>
+      <w:headerReference w:type="first" r:id="rId16"/>
       <w:pgSz w:w="12240" w:h="15840"/>
       <w:pgMar w:top="1440" w:right="567" w:bottom="1440" w:left="567" w:header="57" w:footer="170" w:gutter="0"/>
       <w:pgNumType w:start="1"/>
@@ -4876,8 +5095,19 @@
         <w:sz w:val="22"/>
         <w:szCs w:val="22"/>
       </w:rPr>
-      <w:t>© MIT xPRO</w:t>
+      <w:t xml:space="preserve">© MIT </w:t>
     </w:r>
+    <w:proofErr w:type="spellStart"/>
+    <w:r>
+      <w:rPr>
+        <w:rFonts w:ascii="Calibri" w:eastAsia="Calibri" w:hAnsi="Calibri" w:cs="Calibri"/>
+        <w:color w:val="000000"/>
+        <w:sz w:val="22"/>
+        <w:szCs w:val="22"/>
+      </w:rPr>
+      <w:t>xPRO</w:t>
+    </w:r>
+    <w:proofErr w:type="spellEnd"/>
     <w:r>
       <w:rPr>
         <w:rFonts w:ascii="Calibri" w:eastAsia="Calibri" w:hAnsi="Calibri" w:cs="Calibri"/>
@@ -5479,7 +5709,7 @@
         </mc:Choice>
         <mc:Fallback>
           <w:pict>
-            <v:rect w14:anchorId="7BFEDCE6" id="Rectangle 1" o:spid="_x0000_s1026" alt="&quot;&quot;" style="position:absolute;margin-left:-28.85pt;margin-top:-2.35pt;width:612.5pt;height:70pt;z-index:251657215;visibility:visible;mso-wrap-style:square;mso-wrap-distance-left:9pt;mso-wrap-distance-top:0;mso-wrap-distance-right:9pt;mso-wrap-distance-bottom:0;mso-position-horizontal:absolute;mso-position-horizontal-relative:text;mso-position-vertical:absolute;mso-position-vertical-relative:text;v-text-anchor:middle" o:gfxdata="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" fillcolor="#a31f34" stroked="f" strokeweight="2pt"/>
+            <v:rect w14:anchorId="6BAF5CD4" id="Rectangle 1" o:spid="_x0000_s1026" alt="&quot;&quot;" style="position:absolute;margin-left:-28.85pt;margin-top:-2.35pt;width:612.5pt;height:70pt;z-index:251657215;visibility:visible;mso-wrap-style:square;mso-wrap-distance-left:9pt;mso-wrap-distance-top:0;mso-wrap-distance-right:9pt;mso-wrap-distance-bottom:0;mso-position-horizontal:absolute;mso-position-horizontal-relative:text;mso-position-vertical:absolute;mso-position-vertical-relative:text;v-text-anchor:middle" o:gfxdata="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" fillcolor="#a31f34" stroked="f" strokeweight="2pt"/>
           </w:pict>
         </mc:Fallback>
       </mc:AlternateContent>
@@ -8253,6 +8483,18 @@
       </w:tblBorders>
     </w:tblPr>
   </w:style>
+  <w:style w:type="character" w:styleId="UnresolvedMention">
+    <w:name w:val="Unresolved Mention"/>
+    <w:basedOn w:val="DefaultParagraphFont"/>
+    <w:uiPriority w:val="99"/>
+    <w:semiHidden/>
+    <w:unhideWhenUsed/>
+    <w:rsid w:val="00FE0580"/>
+    <w:rPr>
+      <w:color w:val="605E5C"/>
+      <w:shd w:val="clear" w:color="auto" w:fill="E1DFDD"/>
+    </w:rPr>
+  </w:style>
 </w:styles>
 </file>
 

--- a/Checkpoint_4_1/Required_Capstone_Checkpoint_4_1_Result.docx
+++ b/Checkpoint_4_1/Required_Capstone_Checkpoint_4_1_Result.docx
@@ -661,21 +661,7 @@
                 <w:sz w:val="24"/>
                 <w:szCs w:val="24"/>
               </w:rPr>
-              <w:t>Checkpoint 3.1 evaluation showed this limitation most clearly on questions requiring multiple pieces of evidence.</w:t>
-            </w:r>
-            <w:r>
-              <w:rPr>
-                <w:sz w:val="24"/>
-                <w:szCs w:val="24"/>
-              </w:rPr>
-              <w:t xml:space="preserve"> I</w:t>
-            </w:r>
-            <w:r>
-              <w:rPr>
-                <w:sz w:val="24"/>
-                <w:szCs w:val="24"/>
-              </w:rPr>
-              <w:t xml:space="preserve">t </w:t>
+              <w:t xml:space="preserve">Checkpoint 3.1 evaluation showed this limitation most clearly on questions requiring multiple pieces of evidence. It </w:t>
             </w:r>
             <w:r>
               <w:rPr>
@@ -715,14 +701,7 @@
                 <w:sz w:val="24"/>
                 <w:szCs w:val="24"/>
               </w:rPr>
-              <w:t xml:space="preserve"> the evidence needed for a complete grounded answer. In contrast, simpler single-article questions such as the Empire State Building and Hallstatt queries were handled more reliably by the baseline retrieval approach.</w:t>
-            </w:r>
-            <w:r>
-              <w:rPr>
-                <w:sz w:val="24"/>
-                <w:szCs w:val="24"/>
-              </w:rPr>
-              <w:t xml:space="preserve">  </w:t>
+              <w:t xml:space="preserve"> the evidence needed for a complete grounded answer. In contrast, simpler single-article questions such as the Empire State Building and Hallstatt queries were handled more reliably by the baseline retrieval approach.  </w:t>
             </w:r>
             <w:r>
               <w:rPr>
@@ -4593,21 +4572,12 @@
               </w:rPr>
               <w:t xml:space="preserve"> </w:t>
             </w:r>
-            <w:proofErr w:type="gramStart"/>
-            <w:r>
-              <w:rPr>
-                <w:sz w:val="24"/>
-                <w:szCs w:val="24"/>
-              </w:rPr>
-              <w:t>Graph</w:t>
-            </w:r>
-            <w:proofErr w:type="gramEnd"/>
-            <w:r>
-              <w:rPr>
-                <w:sz w:val="24"/>
-                <w:szCs w:val="24"/>
-              </w:rPr>
-              <w:t xml:space="preserve"> expansion would also be made </w:t>
+            <w:r>
+              <w:rPr>
+                <w:sz w:val="24"/>
+                <w:szCs w:val="24"/>
+              </w:rPr>
+              <w:t xml:space="preserve">Graph expansion would also be made </w:t>
             </w:r>
             <w:r>
               <w:rPr>
@@ -4838,18 +4808,30 @@
       <w:pPr>
         <w:jc w:val="center"/>
         <w:rPr>
-          <w:sz w:val="24"/>
-          <w:szCs w:val="24"/>
-        </w:rPr>
-      </w:pPr>
-      <w:r>
-        <w:rPr>
           <w:b/>
           <w:bCs/>
           <w:sz w:val="24"/>
           <w:szCs w:val="24"/>
         </w:rPr>
-        <w:lastRenderedPageBreak/>
+      </w:pPr>
+    </w:p>
+    <w:p>
+      <w:pPr>
+        <w:jc w:val="center"/>
+        <w:rPr>
+          <w:b/>
+          <w:bCs/>
+          <w:sz w:val="24"/>
+          <w:szCs w:val="24"/>
+        </w:rPr>
+      </w:pPr>
+      <w:r>
+        <w:rPr>
+          <w:b/>
+          <w:bCs/>
+          <w:sz w:val="24"/>
+          <w:szCs w:val="24"/>
+        </w:rPr>
         <w:t xml:space="preserve">End of Required Capstone Checkpoint </w:t>
       </w:r>
       <w:r>
@@ -4870,6 +4852,15 @@
         </w:rPr>
         <w:t>.1</w:t>
       </w:r>
+    </w:p>
+    <w:p>
+      <w:pPr>
+        <w:jc w:val="center"/>
+        <w:rPr>
+          <w:sz w:val="24"/>
+          <w:szCs w:val="24"/>
+        </w:rPr>
+      </w:pPr>
     </w:p>
     <w:p>
       <w:pPr>
@@ -8260,6 +8251,7 @@
   <w:style w:type="character" w:default="1" w:styleId="DefaultParagraphFont">
     <w:name w:val="Default Paragraph Font"/>
     <w:uiPriority w:val="1"/>
+    <w:semiHidden/>
     <w:unhideWhenUsed/>
   </w:style>
   <w:style w:type="table" w:default="1" w:styleId="TableNormal">
